--- a/flow/20230914_vu_template/drafts/2024-10-g/27-НД-Гл.6-мч.Нестора.docx
+++ b/flow/20230914_vu_template/drafts/2024-10-g/27-НД-Гл.6-мч.Нестора.docx
@@ -391,93 +391,68 @@
     </w:p>
     <w:p>
       <w:pPr>
-        <w:spacing w:after="120" w:lineRule="auto"/>
-        <w:rPr/>
-      </w:pPr>
-      <w:r>
-        <w:rPr>
-          <w:rFonts w:ascii="Times New Roman" w:cs="Times New Roman" w:eastAsia="Times New Roman" w:hAnsi="Times New Roman"/>
-          <w:i w:val="1"/>
-          <w:color w:val="ff0000"/>
-          <w:sz w:val="24"/>
-          <w:szCs w:val="24"/>
-          <w:rtl w:val="0"/>
-        </w:rPr>
-        <w:t xml:space="preserve">Вірні:</w:t>
-      </w:r>
-      <w:r>
-        <w:rPr>
-          <w:rFonts w:ascii="Times New Roman" w:cs="Times New Roman" w:eastAsia="Times New Roman" w:hAnsi="Times New Roman"/>
-          <w:color w:val="ff0000"/>
-          <w:sz w:val="24"/>
-          <w:szCs w:val="24"/>
-          <w:rtl w:val="0"/>
+        <w:pStyle w:val="Normal"/>
+        <w:spacing w:after="120"/>
+      </w:pPr>
+      <w:r>
+        <w:rPr>
+          <w:rFonts w:ascii="Times New Roman" w:hAnsi="Times New Roman"/>
+          <w:i/>
+          <w:color w:val="FF0000"/>
+          <w:sz w:val="24"/>
+        </w:rPr>
+        <w:t>Вірні:</w:t>
+      </w:r>
+      <w:r>
+        <w:rPr>
+          <w:rFonts w:ascii="Times New Roman" w:hAnsi="Times New Roman"/>
+          <w:color w:val="FF0000"/>
+          <w:sz w:val="24"/>
         </w:rPr>
         <w:t xml:space="preserve"> </w:t>
       </w:r>
       <w:r>
         <w:rPr>
-          <w:rFonts w:ascii="Times New Roman" w:cs="Times New Roman" w:eastAsia="Times New Roman" w:hAnsi="Times New Roman"/>
-          <w:sz w:val="24"/>
-          <w:szCs w:val="24"/>
-          <w:rtl w:val="0"/>
-        </w:rPr>
-        <w:t xml:space="preserve">Амінь. Господи, помилуй</w:t>
-      </w:r>
-      <w:r>
-        <w:rPr>
-          <w:rFonts w:ascii="Times New Roman" w:cs="Times New Roman" w:eastAsia="Times New Roman" w:hAnsi="Times New Roman"/>
-          <w:i w:val="1"/>
-          <w:sz w:val="24"/>
-          <w:szCs w:val="24"/>
-          <w:rtl w:val="0"/>
-        </w:rPr>
-        <w:t xml:space="preserve">.</w:t>
-      </w:r>
-      <w:r>
-        <w:rPr>
-          <w:rFonts w:ascii="Times New Roman" w:cs="Times New Roman" w:eastAsia="Times New Roman" w:hAnsi="Times New Roman"/>
-          <w:sz w:val="24"/>
-          <w:szCs w:val="24"/>
-          <w:rtl w:val="0"/>
-        </w:rPr>
-        <w:t xml:space="preserve"> </w:t>
-      </w:r>
-      <w:r>
-        <w:rPr>
-          <w:rFonts w:ascii="Times New Roman" w:cs="Times New Roman" w:eastAsia="Times New Roman" w:hAnsi="Times New Roman"/>
-          <w:i w:val="1"/>
-          <w:color w:val="ff0000"/>
-          <w:sz w:val="24"/>
-          <w:szCs w:val="24"/>
-          <w:rtl w:val="0"/>
-        </w:rPr>
-        <w:t xml:space="preserve">(12 р.)</w:t>
-      </w:r>
-      <w:r>
-        <w:rPr>
-          <w:rtl w:val="0"/>
-        </w:rPr>
-      </w:r>
-    </w:p>
-    <w:p>
-      <w:pPr>
-        <w:spacing w:after="120" w:lineRule="auto"/>
-        <w:jc w:val="both"/>
-        <w:rPr>
-          <w:rFonts w:ascii="Times New Roman" w:cs="Times New Roman" w:eastAsia="Times New Roman" w:hAnsi="Times New Roman"/>
-          <w:sz w:val="24"/>
-          <w:szCs w:val="24"/>
-        </w:rPr>
-      </w:pPr>
-      <w:r>
-        <w:rPr>
-          <w:rFonts w:ascii="Times New Roman" w:cs="Times New Roman" w:eastAsia="Times New Roman" w:hAnsi="Times New Roman"/>
-          <w:sz w:val="24"/>
-          <w:szCs w:val="24"/>
-          <w:rtl w:val="0"/>
-        </w:rPr>
-        <w:t xml:space="preserve">Слава Отцю, і Сину, і Святому Духові:* І нині і повсякчас, і на віки віків. Амінь.</w:t>
+          <w:rFonts w:ascii="Times New Roman" w:hAnsi="Times New Roman"/>
+          <w:sz w:val="24"/>
+        </w:rPr>
+        <w:t xml:space="preserve">Амі́нь. Го́споди, поми́луй. </w:t>
+      </w:r>
+      <w:r>
+        <w:rPr>
+          <w:rFonts w:ascii="Times New Roman" w:hAnsi="Times New Roman"/>
+          <w:i/>
+          <w:color w:val="FF0000"/>
+          <w:sz w:val="24"/>
+        </w:rPr>
+        <w:t>(12 р.)</w:t>
+      </w:r>
+    </w:p>
+    <w:p>
+      <w:pPr>
+        <w:pStyle w:val="Normal"/>
+        <w:spacing w:after="120"/>
+      </w:pPr>
+      <w:r>
+        <w:rPr>
+          <w:rFonts w:ascii="Times New Roman" w:hAnsi="Times New Roman"/>
+          <w:sz w:val="24"/>
+        </w:rPr>
+        <w:t>Сла́ва Отцю́, і Си́ну, і Свято́му Ду́хові,</w:t>
+      </w:r>
+      <w:r>
+        <w:rPr>
+          <w:rFonts w:ascii="Times New Roman" w:hAnsi="Times New Roman"/>
+          <w:sz w:val="24"/>
+        </w:rPr>
+        <w:t>*</w:t>
+      </w:r>
+      <w:r>
+        <w:rPr>
+          <w:rFonts w:ascii="Times New Roman" w:hAnsi="Times New Roman"/>
+          <w:sz w:val="24"/>
+        </w:rPr>
+        <w:t xml:space="preserve"> і ни́ні, і повсякча́с, і на ві́ки вікі́в. Амі́нь.</w:t>
       </w:r>
     </w:p>
     <w:p>
@@ -1566,7 +1541,7 @@
           <w:szCs w:val="24"/>
           <w:rtl w:val="0"/>
         </w:rPr>
-        <w:t xml:space="preserve"> Господи, Боже наш! Згадай нас грішних і недостойних слуг твоїх, коли призиваємо святе ім'я твоє, і не осороми нас, коли очікуємо милости твоєї, але вислухай, Господи, усі наші спасенні прохання, і вчини нас достойними любити і боятися тебе від усього серця нашого і творити в усьому волю твою. Бо ти є добрий і чоловіколюбний Бог, і тобі славу віддаємо: Отцю, і Сину, і Святому Духові, нині і повсякчас, і на віки віків. Амінь.</w:t>
+        <w:t xml:space="preserve"> Господи, Боже наш! Згадай нас грішних і недостойних слуг твоїх, коли призиваємо святе ім'я твоє, і не осороми нас, коли очікуємо милости твоєї, але вислухай, Господи, усі наші спасенні прохання, і вчини нас достойними любити і боятися тебе від усього серця нашого і творити в усьому волю твою. Бо ти є добрий і людинолюбний Бог, і тобі славу віддаємо: Отцю, і Сину, і Святому Духові, нині і повсякчас, і на віки віків. Амінь.</w:t>
       </w:r>
     </w:p>
     <w:p>
@@ -1626,7 +1601,7 @@
           <w:szCs w:val="24"/>
           <w:rtl w:val="0"/>
         </w:rPr>
-        <w:t xml:space="preserve"> Благословенний ти, Господи Боже, Вседержителю, що знаєш думки людські, що відаєш те, чого ми потребуємо, і багато більше, ніж ми просимо, або розуміємо. Самий ти, чоловіколюбний Царю, у всьому добрий, задовольни нас багатством твоїх ласк, щоб ми непостидною совістю призивали святе ім'я твоє; і не введи нас у спокусу, але визволь нас від злого, і провидінням твоїм дай нам усе корисне. Бо тобі належить усяка слава, честь і поклоніння: Отцю, і Сину, і Святому Духові, нині і повсякчас, і на віки віків. Амінь.</w:t>
+        <w:t xml:space="preserve"> Благословенний ти, Господи Боже, Вседержителю, що знаєш думки людські, що відаєш те, чого ми потребуємо, і багато більше, ніж ми просимо, або розуміємо. Самий ти, людинолюбний Царю, у всьому добрий, задовольни нас багатством твоїх ласк, щоб ми непостидною совістю призивали святе ім'я твоє; і не введи нас у спокусу, але визволь нас від злого, і провидінням твоїм дай нам усе корисне. Бо тобі належить усяка слава, честь і поклоніння: Отцю, і Сину, і Святому Духові, нині і повсякчас, і на віки віків. Амінь.</w:t>
       </w:r>
     </w:p>
     <w:p>
@@ -1693,7 +1668,7 @@
           <w:szCs w:val="24"/>
           <w:rtl w:val="0"/>
         </w:rPr>
-        <w:t xml:space="preserve"> Боже великий і дивний, що несказанною добрістю і багатим промислом усім управляєш, і дав нам земні добра й запевнив нам обіцяне царство уділеними ласками впродовж цього дня, остерігши нас від усякого лиха! Дай нам і решту непорочно докінчити перед святою твоєю славою і величати тебе одного і доброго, і чоловіколюбного Бога нашого. Бо ти Бог наш і тобі славу віддаємо: Отцю, і Сину, і Святому Духові, нині і повсякчас, і на віки віків. Амінь.</w:t>
+        <w:t xml:space="preserve"> Боже великий і дивний, що несказанною добрістю і багатим промислом усім управляєш, і дав нам земні добра й запевнив нам обіцяне царство уділеними ласками впродовж цього дня, остерігши нас від усякого лиха! Дай нам і решту непорочно докінчити перед святою твоєю славою і величати тебе одного і доброго, і людинолюбного Бога нашого. Бо ти Бог наш і тобі славу віддаємо: Отцю, і Сину, і Святому Духові, нині і повсякчас, і на віки віків. Амінь.</w:t>
       </w:r>
     </w:p>
     <w:p>
@@ -1723,7 +1698,7 @@
           <w:szCs w:val="24"/>
           <w:rtl w:val="0"/>
         </w:rPr>
-        <w:t xml:space="preserve"> Боже великий і вишній, в тебе одного є безсмертність і в світлі живеш недоступнім. Ти все створіння мудро створив, відокремив світло від темряви і сонце поклав, щоб правити днем, а місяць і зорі, щоб володіли ніччю, нас же грішних вчинив достойними і в теперішню годину стати перед твоїм обличчям, щоб тебе визнавати і принести тобі вечірнє славослов'я. Направ, Чоловіколюбче, молитву нашу, немов кадило, перед тобою і прийми її, як благовонний запах. Дай нам мирний цей вечір і близьку вже ніч; зодягни нас у броню світла; визволь нас від нічного страху і всякої речі, що в темряві з'являється, і дай сон, що його ти дарував на відпочинок нашій немічності, вільний від усякого маріння диявольського. Владико, давче добра, хай і на нашій постелі, бувши тобі милими, згадуємо вночі твоє ім'я і, просвічувані навчанням твоїх заповідей, встанемо в душевній радості до звеличування твоєї доброти, приносячи твоєму милосердю молитви і моління, за наші і всіх твоїх людей провини. Відвідай їх задля молитов святої Богородиці. Бо ти є добрий і чоловіколюбний Бог, і тобі віддаємо славу: Отцю, і Сину, і Святому Духові, нині і повсякчас, і на віки віків. Амінь.</w:t>
+        <w:t xml:space="preserve"> Боже великий і вишній, в тебе одного є безсмертність і в світлі живеш недоступнім. Ти все створіння мудро створив, відокремив світло від темряви і сонце поклав, щоб правити днем, а місяць і зорі, щоб володіли ніччю, нас же грішних вчинив достойними і в теперішню годину стати перед твоїм обличчям, щоб тебе визнавати і принести тобі вечірнє славослов'я. Направ, Людинолюбче, молитву нашу, немов кадило, перед тобою і прийми її, як благовонний запах. Дай нам мирний цей вечір і близьку вже ніч; зодягни нас у броню світла; визволь нас від нічного страху і всякої речі, що в темряві з'являється, і дай сон, що його ти дарував на відпочинок нашій немічності, вільний від усякого маріння диявольського. Владико, давче добра, хай і на нашій постелі, бувши тобі милими, згадуємо вночі твоє ім'я і, просвічувані навчанням твоїх заповідей, встанемо в душевній радості до звеличування твоєї доброти, приносячи твоєму милосердю молитви і моління, за наші і всіх твоїх людей провини. Відвідай їх задля молитов святої Богородиці. Бо ти є добрий і людинолюбний Бог, і тобі віддаємо славу: Отцю, і Сину, і Святому Духові, нині і повсякчас, і на віки віків. Амінь.</w:t>
       </w:r>
     </w:p>
     <w:p>
@@ -5158,7 +5133,7 @@
           <w:szCs w:val="24"/>
           <w:rtl w:val="0"/>
         </w:rPr>
-        <w:t xml:space="preserve"> Не́сторе, атле́те блаже́нний, * ти всеору́жжям Христо́вим себе́ обложи́в: * зри́мо з Лі́єм  зійшо́вшись у двобо́ї, * ти його́ погуби́в, * неви́димими ж стрі́лами * неви́димого Веліа́ла проши́в і умертви́в єси́! * Тим-то вінце́м перемо́ги * твою́ го́лову увінча́в * вели́кий Дарода́вець.</w:t>
+        <w:t xml:space="preserve"> Не́сторе, атле́те блаже́нний, * ти всеору́жжям Христо́вим себе́ обложи́в: * зри́мо з Лі́єм  зійшо́вшись у двобо́ї, * ти його́ погуби́в, * неви́димими ж стрі́лами * неви́димого Веліа́ла проши́в і умертви́в єси́! * Тим-то вінце́м перемо́ги * твою́ го́лову увінча́в * вели́кий Дарода́вець.</w:t>
       </w:r>
       <w:r>
         <w:rPr>
@@ -5248,7 +5223,7 @@
           <w:szCs w:val="24"/>
           <w:rtl w:val="0"/>
         </w:rPr>
-        <w:t xml:space="preserve">І́стинно укрі́плений * боже́ственними слова́ми Дими́трія Му́ченика, * Не́с-торе му́дрий, * ти го́рдого мучи́теля му́жньо умертви́в; * і іспові́давши поме́рлого руї́нника А́ду * – Бо́га Безсме́ртного, * смерть непра́ведну прийня́в єси́, сла́вний. * Тим-то, раді́ючи, * нескінче́нне життя успадкува́в ти.</w:t>
+        <w:t>І́стинно укрі́плений * боже́ственними слова́ми Дими́трія Му́ченика, * Не́с-торе му́дрий, * ти го́рдого мучи́теля му́жньо умертви́в; * і іспові́давши поме́рлого руї́нника А́ду * – Бо́га Безсме́ртного, * смерть непра́ведну прийня́в єси́, сла́вний. * Тим-то, раді́ючи, * нескінче́нне життя успадкува́в ти.</w:t>
       </w:r>
       <w:r>
         <w:rPr>
@@ -5312,7 +5287,7 @@
           <w:szCs w:val="24"/>
           <w:rtl w:val="0"/>
         </w:rPr>
-        <w:t xml:space="preserve">Був ти юнако́м боже́ственним, * красо́ю ті́ла, му́дрий, ся́ючи; * і благода́ттю Бо́жою прикра́шений, * і мі́ццю оздо́блений. * Тим-то, Лі́єву розби́вши си́лу * си́лою Вседержи́теля, * ти ра́дісно ви́рушив на оста́ннє змага́ння * і причи́слився до ли́ку атле́тівстра́дників, * з яки́ми раді́ючи, нас помина́й.</w:t>
+        <w:t>Був ти юнако́м боже́ственним, * красо́ю ті́ла, му́дрий, ся́ючи; * і благода́ттю Бо́жою прикра́шений, * і мі́ццю оздо́блений. * Тим-то, Лі́єву розби́вши си́лу * си́лою Вседержи́теля, * ти ра́дісно ви́рушив на оста́ннє змага́ння * і причи́слився до ли́ку атле́тівстра́дників, * з яки́ми раді́ючи, нас помина́й.</w:t>
       </w:r>
       <w:r>
         <w:rPr>
@@ -5366,7 +5341,7 @@
           <w:szCs w:val="24"/>
           <w:rtl w:val="0"/>
         </w:rPr>
-        <w:t xml:space="preserve">На скрижа́ль Ду́хові Свято́му * приготува́вши се́рце твоє́, * Не́сторе, о́тче наш, * ду́шу твою́ прикраси́в ти чистото́ю і смире́нням, * ви́бором доброві́льної вбо́гости, * чува́нням і по́слухом, і молі́нням безнаста́нним. * І написа́в ти трости́ною цілому́дрія свого́ * – не від зо́внішньої філосо́фії, а від духо́вного ро́зуму * – святі́ і кра́сні житія́ пе́рших отці́в Пече́рських. * Безнаста́нне бажа́ння до Бо́га ма́ючи, * ти знайшо́в Того́, Кого́ шука́в. * І ни́ні, як співцарю́ючий з Нескінче́нним Сві́тлом, * моли́, щоб спасти́ся ду́шам на́шим.</w:t>
+        <w:t>На скрижа́ль Ду́хові Свято́му * приготува́вши се́рце твоє́, * Не́сторе, о́тче наш, * ду́шу твою́ прикраси́в ти чистото́ю і смире́нням, * ви́бором доброві́льної вбо́гости, * чува́нням і по́слухом, і молі́нням безнаста́нним. * І написа́в ти трости́ною цілому́дрія свого́ * – не від зо́внішньої філосо́фії, а від духо́вного ро́зуму * – святі́ і кра́сні житія́ пе́рших отці́в Пече́рських. * Безнаста́нне бажа́ння до Бо́га ма́ючи, * ти знайшо́в Того́, Кого́ шука́в. * І ни́ні, як співцарю́ючий з Нескінче́нним Сві́тлом, * моли́, щоб спасти́ся ду́шам на́шим.</w:t>
       </w:r>
       <w:r>
         <w:rPr>
@@ -5549,7 +5524,7 @@
           <w:szCs w:val="24"/>
           <w:rtl w:val="0"/>
         </w:rPr>
-        <w:t xml:space="preserve">Добрий Чоловіколюбче Царю, що все благословляєш! Молимось тобі наполегливо, серцем сокрушеним і духом смиренним: Благослови наші входи і виходи, Христе, істинний Боже наш. Бо прихід твій і вознесіння, і пожиття з людьми завжди благословенне: нині і повсякчас, і на віки віків. Амінь.</w:t>
+        <w:t>Добрий Людинолюбче Царю, що все благословляєш! Молимось тобі наполегливо, серцем сокрушеним і духом смиренним: Благослови наші входи і виходи, Христе, істинний Боже наш. Бо прихід твій і вознесіння, і пожиття з людьми завжди благословенне: нині і повсякчас, і на віки віків. Амінь.</w:t>
       </w:r>
     </w:p>
     <w:p>
@@ -7374,7 +7349,7 @@
           <w:u w:val="single"/>
           <w:rtl w:val="0"/>
         </w:rPr>
-        <w:t xml:space="preserve">[Боже великий і вишній, в тебе одного є безсмертність і в світлі живеш недоступнім. Ти все створіння мудро створив, відокремив світло від темряви і сонце поклав, щоб правити днем, а місяць і зорі, щоб володіли ніччю, нас же грішних вчинив достойними і в теперішню годину стати перед твоїм обличчям, щоб тебе визнавати і принести тобі вечірнє славослов'я. Направ, Чоловіколюбче, молитву нашу, немов кадило, перед тобою і прийми її, як благовонний запах. Дай нам мирний цей вечір і близьку вже ніч; зодягни нас у броню світла; визволь нас від нічного страху і всякої речі, що в темряві з'являється, і дай сон, що його ти дарував на відпочинок нашій немічності, вільний від усякого маріння диявольського. Владико, давче добра, хай і на нашій постелі, бувши тобі милими, згадуємо вночі твоє ім'я і, просвічувані навчанням твоїх заповідей, встанемо в душевній радості до звеличування твоєї доброти, приносячи твоєму милосердю молитви і моління, за наші і всіх твоїх людей провини. Відвідай їх задля молитов святої Богородиці.]</w:t>
+        <w:t>[Боже великий і вишній, в тебе одного є безсмертність і в світлі живеш недоступнім. Ти все створіння мудро створив, відокремив світло від темряви і сонце поклав, щоб правити днем, а місяць і зорі, щоб володіли ніччю, нас же грішних вчинив достойними і в теперішню годину стати перед твоїм обличчям, щоб тебе визнавати і принести тобі вечірнє славослов'я. Направ, Людинолюбче, молитву нашу, немов кадило, перед тобою і прийми її, як благовонний запах. Дай нам мирний цей вечір і близьку вже ніч; зодягни нас у броню світла; визволь нас від нічного страху і всякої речі, що в темряві з'являється, і дай сон, що його ти дарував на відпочинок нашій немічності, вільний від усякого маріння диявольського. Владико, давче добра, хай і на нашій постелі, бувши тобі милими, згадуємо вночі твоє ім'я і, просвічувані навчанням твоїх заповідей, встанемо в душевній радості до звеличування твоєї доброти, приносячи твоєму милосердю молитви і моління, за наші і всіх твоїх людей провини. Відвідай їх задля молитов святої Богородиці.]</w:t>
       </w:r>
     </w:p>
     <w:p>
@@ -7612,7 +7587,7 @@
           <w:szCs w:val="24"/>
           <w:rtl w:val="0"/>
         </w:rPr>
-        <w:t xml:space="preserve"> Господи, Боже наш, що прихилив небо і зійшов на спасіння людського роду! Зглянься на слуг твоїх і на спадкоємство твоє, бо перед тобою, страшним і чоловіколюбним Суддею, слуги твої схилили свої голови і зігнули свої шиї, не від людей очікуючи допомоги, але на твою надіючись милість і твого очікуючи спасіння; тож оберігай їх повсякчасно, і в цей вечір, і в прийдешню ніч збережи від усякого ворога, і від будь-якого зазіхання диявольського, і від думок марних, і спогадів лукавих.</w:t>
+        <w:t xml:space="preserve"> Господи, Боже наш, що прихилив небо і зійшов на спасіння людського роду! Зглянься на слуг твоїх і на спадкоємство твоє, бо перед тобою, страшним і людинолюбним Суддею, слуги твої схилили свої голови і зігнули свої шиї, не від людей очікуючи допомоги, але на твою надіючись милість і твого очікуючи спасіння; тож оберігай їх повсякчасно, і в цей вечір, і в прийдешню ніч збережи від усякого ворога, і від будь-якого зазіхання диявольського, і від думок марних, і спогадів лукавих.</w:t>
       </w:r>
     </w:p>
     <w:p>
@@ -8010,82 +7985,432 @@
     </w:p>
     <w:p>
       <w:pPr>
-        <w:spacing w:after="120" w:lineRule="auto"/>
-        <w:jc w:val="both"/>
-        <w:rPr>
-          <w:rFonts w:ascii="Times New Roman" w:cs="Times New Roman" w:eastAsia="Times New Roman" w:hAnsi="Times New Roman"/>
-          <w:sz w:val="24"/>
-          <w:szCs w:val="24"/>
-        </w:rPr>
-      </w:pPr>
-      <w:r>
-        <w:rPr>
-          <w:rFonts w:ascii="Times New Roman" w:cs="Times New Roman" w:eastAsia="Times New Roman" w:hAnsi="Times New Roman"/>
-          <w:sz w:val="24"/>
-          <w:szCs w:val="24"/>
-          <w:rtl w:val="0"/>
-        </w:rPr>
-        <w:t xml:space="preserve">Нині відпускаєш слугу твого, Владико,* за твоїм словом у мирі. </w:t>
-      </w:r>
-    </w:p>
-    <w:p>
-      <w:pPr>
-        <w:spacing w:after="120" w:lineRule="auto"/>
-        <w:jc w:val="both"/>
-        <w:rPr>
-          <w:rFonts w:ascii="Times New Roman" w:cs="Times New Roman" w:eastAsia="Times New Roman" w:hAnsi="Times New Roman"/>
-          <w:sz w:val="24"/>
-          <w:szCs w:val="24"/>
-        </w:rPr>
-      </w:pPr>
-      <w:r>
-        <w:rPr>
-          <w:rFonts w:ascii="Times New Roman" w:cs="Times New Roman" w:eastAsia="Times New Roman" w:hAnsi="Times New Roman"/>
-          <w:sz w:val="24"/>
-          <w:szCs w:val="24"/>
-          <w:rtl w:val="0"/>
-        </w:rPr>
-        <w:t xml:space="preserve">Бо побачили очі мої* спасіння твоє, </w:t>
-      </w:r>
-    </w:p>
-    <w:p>
-      <w:pPr>
-        <w:spacing w:after="120" w:lineRule="auto"/>
-        <w:jc w:val="both"/>
-        <w:rPr>
-          <w:rFonts w:ascii="Times New Roman" w:cs="Times New Roman" w:eastAsia="Times New Roman" w:hAnsi="Times New Roman"/>
-          <w:sz w:val="24"/>
-          <w:szCs w:val="24"/>
-        </w:rPr>
-      </w:pPr>
-      <w:r>
-        <w:rPr>
-          <w:rFonts w:ascii="Times New Roman" w:cs="Times New Roman" w:eastAsia="Times New Roman" w:hAnsi="Times New Roman"/>
-          <w:sz w:val="24"/>
-          <w:szCs w:val="24"/>
-          <w:rtl w:val="0"/>
-        </w:rPr>
-        <w:t xml:space="preserve">Що приготував ти* перед усіма народами. </w:t>
-      </w:r>
-    </w:p>
-    <w:p>
-      <w:pPr>
-        <w:spacing w:after="120" w:lineRule="auto"/>
-        <w:rPr/>
-      </w:pPr>
-      <w:r>
-        <w:rPr>
-          <w:rFonts w:ascii="Times New Roman" w:cs="Times New Roman" w:eastAsia="Times New Roman" w:hAnsi="Times New Roman"/>
-          <w:sz w:val="24"/>
-          <w:szCs w:val="24"/>
-          <w:rtl w:val="0"/>
-        </w:rPr>
-        <w:t xml:space="preserve">Світло на просвіту поганам,* і славу люду твого, Ізраїля.</w:t>
-      </w:r>
-      <w:r>
-        <w:rPr>
-          <w:rtl w:val="0"/>
-        </w:rPr>
+        <w:pStyle w:val="Normal"/>
+        <w:spacing w:after="120"/>
+      </w:pPr>
+      <w:r>
+        <w:rPr>
+          <w:rFonts w:ascii="Times New Roman" w:hAnsi="Times New Roman"/>
+          <w:sz w:val="24"/>
+        </w:rPr>
+        <w:t>Ни́ні</w:t>
+      </w:r>
+      <w:r>
+        <w:rPr>
+          <w:rFonts w:ascii="Times New Roman" w:hAnsi="Times New Roman"/>
+          <w:sz w:val="24"/>
+        </w:rPr>
+        <w:t xml:space="preserve"> </w:t>
+      </w:r>
+      <w:r>
+        <w:rPr>
+          <w:rFonts w:ascii="Times New Roman" w:hAnsi="Times New Roman"/>
+          <w:sz w:val="24"/>
+        </w:rPr>
+        <w:t>відпуска́єш</w:t>
+      </w:r>
+      <w:r>
+        <w:rPr>
+          <w:rFonts w:ascii="Times New Roman" w:hAnsi="Times New Roman"/>
+          <w:sz w:val="24"/>
+        </w:rPr>
+        <w:t xml:space="preserve"> </w:t>
+      </w:r>
+      <w:r>
+        <w:rPr>
+          <w:rFonts w:ascii="Times New Roman" w:hAnsi="Times New Roman"/>
+          <w:sz w:val="24"/>
+        </w:rPr>
+        <w:t>слугу́</w:t>
+      </w:r>
+      <w:r>
+        <w:rPr>
+          <w:rFonts w:ascii="Times New Roman" w:hAnsi="Times New Roman"/>
+          <w:sz w:val="24"/>
+        </w:rPr>
+        <w:t xml:space="preserve"> </w:t>
+      </w:r>
+      <w:r>
+        <w:rPr>
+          <w:rFonts w:ascii="Times New Roman" w:hAnsi="Times New Roman"/>
+          <w:sz w:val="24"/>
+        </w:rPr>
+        <w:t>Твого́,</w:t>
+      </w:r>
+      <w:r>
+        <w:rPr>
+          <w:rFonts w:ascii="Times New Roman" w:hAnsi="Times New Roman"/>
+          <w:sz w:val="24"/>
+        </w:rPr>
+        <w:t xml:space="preserve"> </w:t>
+      </w:r>
+      <w:r>
+        <w:rPr>
+          <w:rFonts w:ascii="Times New Roman" w:hAnsi="Times New Roman"/>
+          <w:sz w:val="24"/>
+        </w:rPr>
+        <w:t>Влади́ко,*</w:t>
+      </w:r>
+      <w:r>
+        <w:rPr>
+          <w:rFonts w:ascii="Times New Roman" w:hAnsi="Times New Roman"/>
+          <w:sz w:val="24"/>
+        </w:rPr>
+        <w:t xml:space="preserve"> </w:t>
+      </w:r>
+      <w:r>
+        <w:rPr>
+          <w:rFonts w:ascii="Times New Roman" w:hAnsi="Times New Roman"/>
+          <w:sz w:val="24"/>
+        </w:rPr>
+        <w:t>за</w:t>
+      </w:r>
+      <w:r>
+        <w:rPr>
+          <w:rFonts w:ascii="Times New Roman" w:hAnsi="Times New Roman"/>
+          <w:sz w:val="24"/>
+        </w:rPr>
+        <w:t xml:space="preserve"> </w:t>
+      </w:r>
+      <w:r>
+        <w:rPr>
+          <w:rFonts w:ascii="Times New Roman" w:hAnsi="Times New Roman"/>
+          <w:sz w:val="24"/>
+        </w:rPr>
+        <w:t>Твої́м</w:t>
+      </w:r>
+      <w:r>
+        <w:rPr>
+          <w:rFonts w:ascii="Times New Roman" w:hAnsi="Times New Roman"/>
+          <w:sz w:val="24"/>
+        </w:rPr>
+        <w:t xml:space="preserve"> </w:t>
+      </w:r>
+      <w:r>
+        <w:rPr>
+          <w:rFonts w:ascii="Times New Roman" w:hAnsi="Times New Roman"/>
+          <w:sz w:val="24"/>
+        </w:rPr>
+        <w:t>сло́вом</w:t>
+      </w:r>
+      <w:r>
+        <w:rPr>
+          <w:rFonts w:ascii="Times New Roman" w:hAnsi="Times New Roman"/>
+          <w:sz w:val="24"/>
+        </w:rPr>
+        <w:t xml:space="preserve"> </w:t>
+      </w:r>
+      <w:r>
+        <w:rPr>
+          <w:rFonts w:ascii="Times New Roman" w:hAnsi="Times New Roman"/>
+          <w:sz w:val="24"/>
+        </w:rPr>
+        <w:t>у</w:t>
+      </w:r>
+      <w:r>
+        <w:rPr>
+          <w:rFonts w:ascii="Times New Roman" w:hAnsi="Times New Roman"/>
+          <w:sz w:val="24"/>
+        </w:rPr>
+        <w:t xml:space="preserve"> </w:t>
+      </w:r>
+      <w:r>
+        <w:rPr>
+          <w:rFonts w:ascii="Times New Roman" w:hAnsi="Times New Roman"/>
+          <w:sz w:val="24"/>
+        </w:rPr>
+        <w:t>ми́рі.</w:t>
+      </w:r>
+    </w:p>
+    <w:p>
+      <w:pPr>
+        <w:pStyle w:val="Normal"/>
+        <w:spacing w:after="120"/>
+      </w:pPr>
+      <w:r>
+        <w:rPr>
+          <w:rFonts w:ascii="Times New Roman" w:hAnsi="Times New Roman"/>
+          <w:sz w:val="24"/>
+        </w:rPr>
+        <w:t>Бо</w:t>
+      </w:r>
+      <w:r>
+        <w:rPr>
+          <w:rFonts w:ascii="Times New Roman" w:hAnsi="Times New Roman"/>
+          <w:sz w:val="24"/>
+        </w:rPr>
+        <w:t xml:space="preserve"> </w:t>
+      </w:r>
+      <w:r>
+        <w:rPr>
+          <w:rFonts w:ascii="Times New Roman" w:hAnsi="Times New Roman"/>
+          <w:sz w:val="24"/>
+        </w:rPr>
+        <w:t>поба́чили</w:t>
+      </w:r>
+      <w:r>
+        <w:rPr>
+          <w:rFonts w:ascii="Times New Roman" w:hAnsi="Times New Roman"/>
+          <w:sz w:val="24"/>
+        </w:rPr>
+        <w:t xml:space="preserve"> </w:t>
+      </w:r>
+      <w:r>
+        <w:rPr>
+          <w:rFonts w:ascii="Times New Roman" w:hAnsi="Times New Roman"/>
+          <w:sz w:val="24"/>
+        </w:rPr>
+        <w:t>о́чі</w:t>
+      </w:r>
+      <w:r>
+        <w:rPr>
+          <w:rFonts w:ascii="Times New Roman" w:hAnsi="Times New Roman"/>
+          <w:sz w:val="24"/>
+        </w:rPr>
+        <w:t xml:space="preserve"> </w:t>
+      </w:r>
+      <w:r>
+        <w:rPr>
+          <w:rFonts w:ascii="Times New Roman" w:hAnsi="Times New Roman"/>
+          <w:sz w:val="24"/>
+        </w:rPr>
+        <w:t>мої́*</w:t>
+      </w:r>
+      <w:r>
+        <w:rPr>
+          <w:rFonts w:ascii="Times New Roman" w:hAnsi="Times New Roman"/>
+          <w:sz w:val="24"/>
+        </w:rPr>
+        <w:t xml:space="preserve"> </w:t>
+      </w:r>
+      <w:r>
+        <w:rPr>
+          <w:rFonts w:ascii="Times New Roman" w:hAnsi="Times New Roman"/>
+          <w:sz w:val="24"/>
+        </w:rPr>
+        <w:t>спасі́ння</w:t>
+      </w:r>
+      <w:r>
+        <w:rPr>
+          <w:rFonts w:ascii="Times New Roman" w:hAnsi="Times New Roman"/>
+          <w:sz w:val="24"/>
+        </w:rPr>
+        <w:t xml:space="preserve"> </w:t>
+      </w:r>
+      <w:r>
+        <w:rPr>
+          <w:rFonts w:ascii="Times New Roman" w:hAnsi="Times New Roman"/>
+          <w:sz w:val="24"/>
+        </w:rPr>
+        <w:t>Твоє́;</w:t>
+      </w:r>
+    </w:p>
+    <w:p>
+      <w:pPr>
+        <w:pStyle w:val="Normal"/>
+        <w:spacing w:after="120"/>
+      </w:pPr>
+      <w:r>
+        <w:rPr>
+          <w:rFonts w:ascii="Times New Roman" w:hAnsi="Times New Roman"/>
+          <w:sz w:val="24"/>
+        </w:rPr>
+        <w:t>Що</w:t>
+      </w:r>
+      <w:r>
+        <w:rPr>
+          <w:rFonts w:ascii="Times New Roman" w:hAnsi="Times New Roman"/>
+          <w:sz w:val="24"/>
+        </w:rPr>
+        <w:t xml:space="preserve"> </w:t>
+      </w:r>
+      <w:r>
+        <w:rPr>
+          <w:rFonts w:ascii="Times New Roman" w:hAnsi="Times New Roman"/>
+          <w:sz w:val="24"/>
+        </w:rPr>
+        <w:t>приготува́в</w:t>
+      </w:r>
+      <w:r>
+        <w:rPr>
+          <w:rFonts w:ascii="Times New Roman" w:hAnsi="Times New Roman"/>
+          <w:sz w:val="24"/>
+        </w:rPr>
+        <w:t xml:space="preserve"> </w:t>
+      </w:r>
+      <w:r>
+        <w:rPr>
+          <w:rFonts w:ascii="Times New Roman" w:hAnsi="Times New Roman"/>
+          <w:sz w:val="24"/>
+        </w:rPr>
+        <w:t>Ти*</w:t>
+      </w:r>
+      <w:r>
+        <w:rPr>
+          <w:rFonts w:ascii="Times New Roman" w:hAnsi="Times New Roman"/>
+          <w:sz w:val="24"/>
+        </w:rPr>
+        <w:t xml:space="preserve"> </w:t>
+      </w:r>
+      <w:r>
+        <w:rPr>
+          <w:rFonts w:ascii="Times New Roman" w:hAnsi="Times New Roman"/>
+          <w:sz w:val="24"/>
+        </w:rPr>
+        <w:t>пе́ред</w:t>
+      </w:r>
+      <w:r>
+        <w:rPr>
+          <w:rFonts w:ascii="Times New Roman" w:hAnsi="Times New Roman"/>
+          <w:sz w:val="24"/>
+        </w:rPr>
+        <w:t xml:space="preserve"> </w:t>
+      </w:r>
+      <w:r>
+        <w:rPr>
+          <w:rFonts w:ascii="Times New Roman" w:hAnsi="Times New Roman"/>
+          <w:sz w:val="24"/>
+        </w:rPr>
+        <w:t>усіма́</w:t>
+      </w:r>
+      <w:r>
+        <w:rPr>
+          <w:rFonts w:ascii="Times New Roman" w:hAnsi="Times New Roman"/>
+          <w:sz w:val="24"/>
+        </w:rPr>
+        <w:t xml:space="preserve"> </w:t>
+      </w:r>
+      <w:r>
+        <w:rPr>
+          <w:rFonts w:ascii="Times New Roman" w:hAnsi="Times New Roman"/>
+          <w:sz w:val="24"/>
+        </w:rPr>
+        <w:t>наро́дами;</w:t>
+      </w:r>
+    </w:p>
+    <w:p>
+      <w:pPr>
+        <w:pStyle w:val="Normal"/>
+        <w:spacing w:after="120"/>
+      </w:pPr>
+      <w:r>
+        <w:rPr>
+          <w:rFonts w:ascii="Times New Roman" w:hAnsi="Times New Roman"/>
+          <w:sz w:val="24"/>
+        </w:rPr>
+        <w:t>Сві́тло</w:t>
+      </w:r>
+      <w:r>
+        <w:rPr>
+          <w:rFonts w:ascii="Times New Roman" w:hAnsi="Times New Roman"/>
+          <w:sz w:val="24"/>
+        </w:rPr>
+        <w:t xml:space="preserve"> </w:t>
+      </w:r>
+      <w:r>
+        <w:rPr>
+          <w:rFonts w:ascii="Times New Roman" w:hAnsi="Times New Roman"/>
+          <w:sz w:val="24"/>
+        </w:rPr>
+        <w:t>на</w:t>
+      </w:r>
+      <w:r>
+        <w:rPr>
+          <w:rFonts w:ascii="Times New Roman" w:hAnsi="Times New Roman"/>
+          <w:sz w:val="24"/>
+        </w:rPr>
+        <w:t xml:space="preserve"> </w:t>
+      </w:r>
+      <w:r>
+        <w:rPr>
+          <w:rFonts w:ascii="Times New Roman" w:hAnsi="Times New Roman"/>
+          <w:sz w:val="24"/>
+        </w:rPr>
+        <w:t>просві́ту</w:t>
+      </w:r>
+      <w:r>
+        <w:rPr>
+          <w:rFonts w:ascii="Times New Roman" w:hAnsi="Times New Roman"/>
+          <w:sz w:val="24"/>
+        </w:rPr>
+        <w:t xml:space="preserve"> </w:t>
+      </w:r>
+      <w:r>
+        <w:rPr>
+          <w:rFonts w:ascii="Times New Roman" w:hAnsi="Times New Roman"/>
+          <w:sz w:val="24"/>
+        </w:rPr>
+        <w:t>пога́нам,*</w:t>
+      </w:r>
+      <w:r>
+        <w:rPr>
+          <w:rFonts w:ascii="Times New Roman" w:hAnsi="Times New Roman"/>
+          <w:sz w:val="24"/>
+        </w:rPr>
+        <w:t xml:space="preserve"> </w:t>
+      </w:r>
+      <w:r>
+        <w:rPr>
+          <w:rFonts w:ascii="Times New Roman" w:hAnsi="Times New Roman"/>
+          <w:sz w:val="24"/>
+        </w:rPr>
+        <w:t>і</w:t>
+      </w:r>
+      <w:r>
+        <w:rPr>
+          <w:rFonts w:ascii="Times New Roman" w:hAnsi="Times New Roman"/>
+          <w:sz w:val="24"/>
+        </w:rPr>
+        <w:t xml:space="preserve"> </w:t>
+      </w:r>
+      <w:r>
+        <w:rPr>
+          <w:rFonts w:ascii="Times New Roman" w:hAnsi="Times New Roman"/>
+          <w:sz w:val="24"/>
+        </w:rPr>
+        <w:t>сла́ву</w:t>
+      </w:r>
+      <w:r>
+        <w:rPr>
+          <w:rFonts w:ascii="Times New Roman" w:hAnsi="Times New Roman"/>
+          <w:sz w:val="24"/>
+        </w:rPr>
+        <w:t xml:space="preserve"> </w:t>
+      </w:r>
+      <w:r>
+        <w:rPr>
+          <w:rFonts w:ascii="Times New Roman" w:hAnsi="Times New Roman"/>
+          <w:sz w:val="24"/>
+        </w:rPr>
+        <w:t>лю́ду</w:t>
+      </w:r>
+      <w:r>
+        <w:rPr>
+          <w:rFonts w:ascii="Times New Roman" w:hAnsi="Times New Roman"/>
+          <w:sz w:val="24"/>
+        </w:rPr>
+        <w:t xml:space="preserve"> </w:t>
+      </w:r>
+      <w:r>
+        <w:rPr>
+          <w:rFonts w:ascii="Times New Roman" w:hAnsi="Times New Roman"/>
+          <w:sz w:val="24"/>
+        </w:rPr>
+        <w:t>Твого́,</w:t>
+      </w:r>
+      <w:r>
+        <w:rPr>
+          <w:rFonts w:ascii="Times New Roman" w:hAnsi="Times New Roman"/>
+          <w:sz w:val="24"/>
+        </w:rPr>
+        <w:t xml:space="preserve"> </w:t>
+      </w:r>
+      <w:r>
+        <w:rPr>
+          <w:rFonts w:ascii="Times New Roman" w:hAnsi="Times New Roman"/>
+          <w:sz w:val="24"/>
+        </w:rPr>
+        <w:t>Ізра́їля.</w:t>
       </w:r>
     </w:p>
     <w:p>
@@ -8372,7 +8697,7 @@
           <w:szCs w:val="24"/>
           <w:rtl w:val="0"/>
         </w:rPr>
-        <w:t xml:space="preserve">А́нгельські си́ли – на гро́бі Твої́м,* а сторо́жа омертві́ла.*  Ма́рія ж стоя́ла у гро́бі,* шука́ючи пречи́стого ті́ла Твого́.* Полони́в Ти ад, та не перемо́жений ним,* зустрі́в Ти Ді́ву, дару́ючи життя́.* Воскре́слий з ме́ртвих Го́споди, сла́ва Тоб́і.</w:t>
+        <w:t>А́нгельські си́ли – на гро́бі Твої́м,* а сторо́жа омертві́ла.*  Ма́рія ж стоя́ла у гро́бі,* шука́ючи пречи́стого ті́ла Твого́.* Полони́в Ти ад, та не перемо́жений ним,* зустрі́в Ти Ді́ву, дару́ючи життя́.* Воскре́слий з ме́ртвих Го́споди, сла́ва Тоб́і.</w:t>
       </w:r>
       <w:r>
         <w:rPr>
@@ -8455,7 +8780,7 @@
           <w:szCs w:val="24"/>
           <w:rtl w:val="0"/>
         </w:rPr>
-        <w:t xml:space="preserve">Тебе, що стала посередницею спасіння роду нашого,* оспівуємо, Богородице Діво;* бо тілом, яке від тебе прийняв Син твій і Бог наш,* зазнав на хресті страждань* і визволив нас із тління, як Чоловіколюбець.</w:t>
+        <w:t>Тебе, що стала посередницею спасіння роду нашого,* оспівуємо, Богородице Діво;* бо тілом, яке від тебе прийняв Син твій і Бог наш,* зазнав на хресті страждань* і визволив нас із тління, як Людинолюбець.</w:t>
       </w:r>
       <w:r>
         <w:rPr>
@@ -10425,7 +10750,7 @@
           <w:szCs w:val="24"/>
           <w:rtl w:val="0"/>
         </w:rPr>
-        <w:t xml:space="preserve">Мене залічено до тих, що сходять у яму.* Я став як чоловік, що допомоги не має.</w:t>
+        <w:t>Мене залічено до тих, що сходять у яму.* Я став як людина, що допомоги не має.</w:t>
       </w:r>
     </w:p>
     <w:p>
@@ -11916,7 +12241,7 @@
           <w:szCs w:val="24"/>
           <w:rtl w:val="0"/>
         </w:rPr>
-        <w:t xml:space="preserve"> Господи, Боже наш! Ти за покаяння дарував людям відпущення, нам же, як образ пізнання і визнання гріхів, показав покаяння і прощення пророка Давида. Тож, Владико, помилуй з великої милости твоєї нас, що в чимало великих гріхів впали, і по багатстві ласк твоїх очисти беззаконня наші, бо перед тобою згрішили ми, Господи, що невідомі й таємні речі серця людського знаєш, і єдиний ти маєш владу прощати гріхи. Серце ж чисте вчини в нас і Духом владичним утверди нас, і радість спасіння твого яви нам. Не відкинь нас від лиця твого, але дозволь, як Добрий і Чоловіколюбець, аж до останнього нашого віддиху появляти тобі жертву справедливости й приноси на святих твоїх жертовниках, милістю і ласками і чоловіколюб'ям єдинородного Сина твого, з яким ти є благословенний з пресвятим, добрим і животворящим твоїм Духом, нині й повсякчас, і на віки віків. Амінь.</w:t>
+        <w:t xml:space="preserve"> Господи, Боже наш! Ти за покаяння дарував людям відпущення, нам же, як образ пізнання і визнання гріхів, показав покаяння і прощення пророка Давида. Тож, Владико, помилуй з великої милости твоєї нас, що в чимало великих гріхів впали, і по багатстві ласк твоїх очисти беззаконня наші, бо перед тобою згрішили ми, Господи, що невідомі й таємні речі серця людського знаєш, і єдиний ти маєш владу прощати гріхи. Серце ж чисте вчини в нас і Духом владичним утверди нас, і радість спасіння твого яви нам. Не відкинь нас від лиця твого, але дозволь, як Добрий і Людинолюбець, аж до останнього нашого віддиху появляти тобі жертву справедливости й приноси на святих твоїх жертовниках, милістю і ласками і людинолюб'ям єдинородного Сина твого, з яким ти є благословенний з пресвятим, добрим і животворящим твоїм Духом, нині й повсякчас, і на віки віків. Амінь.</w:t>
       </w:r>
     </w:p>
     <w:p>
@@ -13275,7 +13600,7 @@
           <w:szCs w:val="24"/>
           <w:rtl w:val="0"/>
         </w:rPr>
-        <w:t xml:space="preserve">А́нгельські си́ли – на гро́бі Твої́м,* а сторо́жа омертві́ла.*  Ма́рія ж стоя́ла у гро́бі,* шука́ючи пречи́стого ті́ла Твого́.* Полони́в Ти ад, та не перемо́жений ним,* зустрі́в Ти Ді́ву, дару́ючи життя́.* Воскре́слий з ме́ртвих Го́споди, сла́ва Тоб́і.</w:t>
+        <w:t>А́нгельські си́ли – на гро́бі Твої́м,* а сторо́жа омертві́ла.*  Ма́рія ж стоя́ла у гро́бі,* шука́ючи пречи́стого ті́ла Твого́.* Полони́в Ти ад, та не перемо́жений ним,* зустрі́в Ти Ді́ву, дару́ючи життя́.* Воскре́слий з ме́ртвих Го́споди, сла́ва Тоб́і.</w:t>
       </w:r>
       <w:r>
         <w:rPr>
@@ -13369,7 +13694,7 @@
           <w:szCs w:val="24"/>
           <w:rtl w:val="0"/>
         </w:rPr>
-        <w:t xml:space="preserve">Тебе, що стала посередницею спасіння роду нашого,* оспівуємо, Богородице Діво;* бо тілом, яке від тебе прийняв Син твій і Бог наш,* зазнав на хресті страждань* і визволив нас із тління, як Чоловіколюбець.</w:t>
+        <w:t>Тебе, що стала посередницею спасіння роду нашого,* оспівуємо, Богородице Діво;* бо тілом, яке від тебе прийняв Син твій і Бог наш,* зазнав на хресті страждань* і визволив нас із тління, як Людинолюбець.</w:t>
       </w:r>
       <w:r>
         <w:rPr>
@@ -15039,7 +15364,7 @@
           <w:szCs w:val="24"/>
           <w:rtl w:val="0"/>
         </w:rPr>
-        <w:t xml:space="preserve">: Життєдавця породивши, ти, Діво,* Адама з гріха визволила,* Єві радість замість смутку подала,* а відпалих від життя повернув до нього той,* що з тебе тіло прийняв – Бог і чоловік.</w:t>
+        <w:t>: Життєдавця породивши, ти, Діво,* Адама з гріха визволила,* Єві радість замість смутку подала,* а відпалих від життя повернув до нього той,* що з тебе тіло прийняв – Бог і людина.</w:t>
       </w:r>
     </w:p>
     <w:p>
@@ -17737,7 +18062,7 @@
           <w:u w:val="single"/>
           <w:rtl w:val="0"/>
         </w:rPr>
-        <w:t xml:space="preserve">[Господи, Боже наш! Ти за покаяння дарував людям відпущення, нам же, як образ пізнання і визнання гріхів, показав покаяння і прощення пророка Давида. Тож, Владико, помилуй з великої милости твоєї нас, що в чимало великих гріхів впали, і по багатстві ласк твоїх очисти беззаконня наші, бо перед тобою згрішили ми, Господи, що невідомі й таємні речі серця людського знаєш, і єдиний ти маєш владу прощати гріхи. Серце ж чисте вчини в нас і Духом владичним утверди нас, і радість спасіння твого яви нам. Не відкинь нас від лиця твого, але дозволь, як Добрий і Чоловіколюбець, аж до останнього нашого віддиху появляти тобі жертву справедливости й приноси на святих твоїх жертовниках]</w:t>
+        <w:t>[Господи, Боже наш! Ти за покаяння дарував людям відпущення, нам же, як образ пізнання і визнання гріхів, показав покаяння і прощення пророка Давида. Тож, Владико, помилуй з великої милости твоєї нас, що в чимало великих гріхів впали, і по багатстві ласк твоїх очисти беззаконня наші, бо перед тобою згрішили ми, Господи, що невідомі й таємні речі серця людського знаєш, і єдиний ти маєш владу прощати гріхи. Серце ж чисте вчини в нас і Духом владичним утверди нас, і радість спасіння твого яви нам. Не відкинь нас від лиця твого, але дозволь, як Добрий і Людинолюбець, аж до останнього нашого віддиху появляти тобі жертву справедливости й приноси на святих твоїх жертовниках]</w:t>
       </w:r>
     </w:p>
     <w:p>
@@ -22531,7 +22856,7 @@
           <w:szCs w:val="24"/>
           <w:rtl w:val="0"/>
         </w:rPr>
-        <w:t xml:space="preserve">Господи, велике і преславне таїнство твого воскресіння!* Бо ти вийшов із гробу, немов жених із світлиці,* смертю смерть перемігши, щоб Адама визволити.* Тому й на небесах ангели торжествують,* і на землі люди славлять твоє, Чоловіколюбче, добросердя,* що на нас збулося.</w:t>
+        <w:t>Господи, велике і преславне таїнство твого воскресіння!* Бо ти вийшов із гробу, немов жених із світлиці,* смертю смерть перемігши, щоб Адама визволити.* Тому й на небесах ангели торжествують,* і на землі люди славлять твоє, Людинолюбче, добросердя,* що на нас збулося.</w:t>
       </w:r>
     </w:p>
     <w:p>
@@ -23539,7 +23864,7 @@
           <w:szCs w:val="24"/>
           <w:rtl w:val="0"/>
         </w:rPr>
-        <w:t xml:space="preserve">Воскресши із гробу і в'язи пекельні розірвавши,* ти роздер присуд смерти, Господи,* і всіх від сітки ворожої визволив.* А з'явившись апостолам своїм,* ти послав їх на проповідь,* і ними мир свій подав ти вселенній,* єдиний Чоловіколюбче.</w:t>
+        <w:t>Воскресши із гробу і в'язи пекельні розірвавши,* ти роздер присуд смерти, Господи,* і всіх від сітки ворожої визволив.* А з'явившись апостолам своїм,* ти послав їх на проповідь,* і ними мир свій подав ти вселенній,* єдиний Людинолюбче.</w:t>
       </w:r>
     </w:p>
     <w:p>
@@ -24761,7 +25086,7 @@
           <w:szCs w:val="24"/>
           <w:rtl w:val="0"/>
         </w:rPr>
-        <w:t xml:space="preserve"> Господи святий, ти на висоті живеш і всевидючим оком твоїм споглядаєш на всяке створіння! Перед тобою схилили ми голови, душі й тіла, і молимося до тебе, Святий святих: Простягни руку твою невидиму від святого житла твого і благослови всіх нас; а якщо ми де в чому згрішили добровільно чи недобровільно, як добрий і чоловіколюбний Бог, прости і даруй нам земні й небесні добра твої:</w:t>
+        <w:t xml:space="preserve"> Господи святий, ти на висоті живеш і всевидючим оком твоїм споглядаєш на всяке створіння! Перед тобою схилили ми голови, душі й тіла, і молимося до тебе, Святий святих: Простягни руку твою невидиму від святого житла твого і благослови всіх нас; а якщо ми де в чому згрішили добровільно чи недобровільно, як добрий і людинолюбний Бог, прости і даруй нам земні й небесні добра твої:</w:t>
       </w:r>
     </w:p>
     <w:p>
